--- a/Законопроекты/Законопроекты 235–249 (по актам)/04. Трудовой кодекс (ACT. 242).docx
+++ b/Законопроекты/Законопроекты 235–249 (по актам)/04. Трудовой кодекс (ACT. 242).docx
@@ -297,7 +297,7 @@
                 <w:sz w:val="24"/>
                 <w:szCs w:val="24"/>
               </w:rPr>
-              <w:t xml:space="preserve">Оглавление Кодекса, глава о трудовом договоре</w:t>
+              <w:t xml:space="preserve">Глава Кодекса о трудовом договоре</w:t>
             </w:r>
           </w:p>
           <w:p>
@@ -360,7 +360,7 @@
                 <w:sz w:val="24"/>
                 <w:szCs w:val="24"/>
               </w:rPr>
-              <w:t xml:space="preserve">Оглавление Кодекса, глава о трудовом договоре</w:t>
+              <w:t xml:space="preserve">Глава Кодекса о трудовом договоре</w:t>
             </w:r>
           </w:p>
           <w:p>
@@ -425,7 +425,7 @@
                 <w:sz w:val="24"/>
                 <w:szCs w:val="24"/>
               </w:rPr>
-              <w:t xml:space="preserve">Оглавление Кодекса, глава о рабочем времени</w:t>
+              <w:t xml:space="preserve">Глава Кодекса о рабочем времени</w:t>
             </w:r>
           </w:p>
           <w:p>
@@ -488,7 +488,7 @@
                 <w:sz w:val="24"/>
                 <w:szCs w:val="24"/>
               </w:rPr>
-              <w:t xml:space="preserve">Оглавление Кодекса, глава о рабочем времени</w:t>
+              <w:t xml:space="preserve">Глава Кодекса о рабочем времени</w:t>
             </w:r>
           </w:p>
           <w:p>
@@ -553,7 +553,7 @@
                 <w:sz w:val="24"/>
                 <w:szCs w:val="24"/>
               </w:rPr>
-              <w:t xml:space="preserve">Оглавление Кодекса, глава об оплате труда</w:t>
+              <w:t xml:space="preserve">Глава Кодекса об оплате труда</w:t>
             </w:r>
           </w:p>
           <w:p>
@@ -616,7 +616,7 @@
                 <w:sz w:val="24"/>
                 <w:szCs w:val="24"/>
               </w:rPr>
-              <w:t xml:space="preserve">Оглавление Кодекса, глава об оплате труда</w:t>
+              <w:t xml:space="preserve">Глава Кодекса об оплате труда</w:t>
             </w:r>
           </w:p>
           <w:p>
@@ -681,7 +681,7 @@
                 <w:sz w:val="24"/>
                 <w:szCs w:val="24"/>
               </w:rPr>
-              <w:t xml:space="preserve">Оглавление Кодекса, глава о дисциплине труда</w:t>
+              <w:t xml:space="preserve">Глава Кодекса о дисциплине труда</w:t>
             </w:r>
           </w:p>
           <w:p>
@@ -744,7 +744,7 @@
                 <w:sz w:val="24"/>
                 <w:szCs w:val="24"/>
               </w:rPr>
-              <w:t xml:space="preserve">Оглавление Кодекса, глава о дисциплине труда</w:t>
+              <w:t xml:space="preserve">Глава Кодекса о дисциплине труда</w:t>
             </w:r>
           </w:p>
           <w:p>
